--- a/AIML_Assignment2_Report.docx
+++ b/AIML_Assignment2_Report.docx
@@ -15,7 +15,6 @@
       <w:r>
         <w:rPr>
           <w:b/>
-          <w:color w:val="003366"/>
           <w:sz w:val="56"/>
         </w:rPr>
         <w:t>AIML Assignment 2</w:t>
@@ -28,7 +27,6 @@
       <w:r>
         <w:rPr>
           <w:b/>
-          <w:color w:val="006699"/>
           <w:sz w:val="40"/>
         </w:rPr>
         <w:t>Intrusion Detection System</w:t>
@@ -43,7 +41,6 @@
       </w:pPr>
       <w:r>
         <w:rPr>
-          <w:color w:val="505050"/>
           <w:sz w:val="24"/>
         </w:rPr>
         <w:t>Network Intrusion Detection using KDD Cup 1999 Dataset</w:t>
@@ -130,7 +127,7 @@
               <w:rPr>
                 <w:sz w:val="24"/>
               </w:rPr>
-              <w:t>[Your BITS ID]</w:t>
+              <w:t>2025AF05094</w:t>
             </w:r>
           </w:p>
         </w:tc>
@@ -383,7 +380,7 @@
     <w:p/>
     <w:tbl>
       <w:tblPr>
-        <w:tblStyle w:val="LightList-Accent1"/>
+        <w:tblStyle w:val="TableGrid"/>
         <w:tblW w:type="auto" w:w="0"/>
         <w:jc w:val="center"/>
         <w:tblLook w:firstColumn="1" w:firstRow="1" w:lastColumn="0" w:lastRow="0" w:noHBand="0" w:noVBand="1" w:val="04A0"/>
@@ -542,7 +539,7 @@
     </w:p>
     <w:tbl>
       <w:tblPr>
-        <w:tblStyle w:val="LightList-Accent1"/>
+        <w:tblStyle w:val="TableGrid"/>
         <w:tblW w:type="auto" w:w="0"/>
         <w:jc w:val="center"/>
         <w:tblLook w:firstColumn="1" w:firstRow="1" w:lastColumn="0" w:lastRow="0" w:noHBand="0" w:noVBand="1" w:val="04A0"/>
@@ -874,7 +871,6 @@
       <w:r>
         <w:rPr>
           <w:b/>
-          <w:color w:val="003366"/>
           <w:sz w:val="20"/>
         </w:rPr>
         <w:t>Architecture Overview:</w:t>
@@ -899,7 +895,6 @@
             <w:r>
               <w:rPr>
                 <w:rFonts w:ascii="Consolas" w:hAnsi="Consolas"/>
-                <w:color w:val="000000"/>
                 <w:sz w:val="16"/>
               </w:rPr>
               <w:t>+---------------------------------------------------------+</w:t>
@@ -1060,7 +1055,7 @@
     </w:p>
     <w:tbl>
       <w:tblPr>
-        <w:tblStyle w:val="LightList-Accent1"/>
+        <w:tblStyle w:val="TableGrid"/>
         <w:tblW w:type="auto" w:w="0"/>
         <w:jc w:val="center"/>
         <w:tblLook w:firstColumn="1" w:firstRow="1" w:lastColumn="0" w:lastRow="0" w:noHBand="0" w:noVBand="1" w:val="04A0"/>
@@ -1348,7 +1343,6 @@
       <w:r>
         <w:rPr>
           <w:b/>
-          <w:color w:val="003366"/>
           <w:sz w:val="20"/>
         </w:rPr>
         <w:t>Code Snippet — Library Imports:</w:t>
@@ -1373,7 +1367,6 @@
             <w:r>
               <w:rPr>
                 <w:rFonts w:ascii="Consolas" w:hAnsi="Consolas"/>
-                <w:color w:val="000000"/>
                 <w:sz w:val="16"/>
               </w:rPr>
               <w:t>import numpy as np</w:t>
@@ -1443,7 +1436,6 @@
       <w:r>
         <w:rPr>
           <w:b/>
-          <w:color w:val="003366"/>
           <w:sz w:val="20"/>
         </w:rPr>
         <w:t>Code Snippet — Data Loading:</w:t>
@@ -1468,7 +1460,6 @@
             <w:r>
               <w:rPr>
                 <w:rFonts w:ascii="Consolas" w:hAnsi="Consolas"/>
-                <w:color w:val="000000"/>
                 <w:sz w:val="16"/>
               </w:rPr>
               <w:t>import kagglehub</w:t>
@@ -1583,7 +1574,6 @@
       <w:r>
         <w:rPr>
           <w:b/>
-          <w:color w:val="003366"/>
           <w:sz w:val="20"/>
         </w:rPr>
         <w:t>Code Snippet — Missing Value Check:</w:t>
@@ -1608,7 +1598,6 @@
             <w:r>
               <w:rPr>
                 <w:rFonts w:ascii="Consolas" w:hAnsi="Consolas"/>
-                <w:color w:val="000000"/>
                 <w:sz w:val="16"/>
               </w:rPr>
               <w:t>missing = df.isnull().sum()</w:t>
@@ -1643,7 +1632,6 @@
       <w:r>
         <w:rPr>
           <w:b/>
-          <w:color w:val="003366"/>
           <w:sz w:val="20"/>
         </w:rPr>
         <w:t>Code Snippet — Duplicate Removal:</w:t>
@@ -1668,7 +1656,6 @@
             <w:r>
               <w:rPr>
                 <w:rFonts w:ascii="Consolas" w:hAnsi="Consolas"/>
-                <w:color w:val="000000"/>
                 <w:sz w:val="16"/>
               </w:rPr>
               <w:t>dup_count = df.duplicated().sum()</w:t>
@@ -1701,7 +1688,6 @@
       <w:r>
         <w:rPr>
           <w:b/>
-          <w:color w:val="003366"/>
           <w:sz w:val="20"/>
         </w:rPr>
         <w:t>Code Snippet — Label Encoding:</w:t>
@@ -1726,7 +1712,6 @@
             <w:r>
               <w:rPr>
                 <w:rFonts w:ascii="Consolas" w:hAnsi="Consolas"/>
-                <w:color w:val="000000"/>
                 <w:sz w:val="16"/>
               </w:rPr>
               <w:t>label_encoders = {}</w:t>
@@ -1766,7 +1751,6 @@
       <w:r>
         <w:rPr>
           <w:b/>
-          <w:color w:val="003366"/>
           <w:sz w:val="20"/>
         </w:rPr>
         <w:t>Code Snippet — Label Mapping:</w:t>
@@ -1791,7 +1775,6 @@
             <w:r>
               <w:rPr>
                 <w:rFonts w:ascii="Consolas" w:hAnsi="Consolas"/>
-                <w:color w:val="000000"/>
                 <w:sz w:val="16"/>
               </w:rPr>
               <w:t>attack_map = {</w:t>
@@ -1832,7 +1815,6 @@
       <w:r>
         <w:rPr>
           <w:b/>
-          <w:color w:val="003366"/>
           <w:sz w:val="20"/>
         </w:rPr>
         <w:t>Code Snippet — Stratified Sampling:</w:t>
@@ -1857,7 +1839,6 @@
             <w:r>
               <w:rPr>
                 <w:rFonts w:ascii="Consolas" w:hAnsi="Consolas"/>
-                <w:color w:val="000000"/>
                 <w:sz w:val="16"/>
               </w:rPr>
               <w:t>SAMPLE_SIZE = 100000</w:t>
@@ -1912,7 +1893,6 @@
       <w:r>
         <w:rPr>
           <w:b/>
-          <w:color w:val="003366"/>
           <w:sz w:val="20"/>
         </w:rPr>
         <w:t>Code Snippet — Correlation Heatmap:</w:t>
@@ -1937,7 +1917,6 @@
             <w:r>
               <w:rPr>
                 <w:rFonts w:ascii="Consolas" w:hAnsi="Consolas"/>
-                <w:color w:val="000000"/>
                 <w:sz w:val="16"/>
               </w:rPr>
               <w:t>corr_matrix = X.corr()</w:t>
@@ -2006,7 +1985,6 @@
       <w:r>
         <w:rPr>
           <w:b/>
-          <w:color w:val="003366"/>
           <w:sz w:val="20"/>
         </w:rPr>
         <w:t>Code Snippet — Finding Correlated Pairs:</w:t>
@@ -2031,7 +2009,6 @@
             <w:r>
               <w:rPr>
                 <w:rFonts w:ascii="Consolas" w:hAnsi="Consolas"/>
-                <w:color w:val="000000"/>
                 <w:sz w:val="16"/>
               </w:rPr>
               <w:t>high_corr_pairs = []</w:t>
@@ -2079,7 +2056,6 @@
       <w:r>
         <w:rPr>
           <w:b/>
-          <w:color w:val="003366"/>
           <w:sz w:val="20"/>
         </w:rPr>
         <w:t>Code Snippet — Target Correlation:</w:t>
@@ -2104,7 +2080,6 @@
             <w:r>
               <w:rPr>
                 <w:rFonts w:ascii="Consolas" w:hAnsi="Consolas"/>
-                <w:color w:val="000000"/>
                 <w:sz w:val="16"/>
               </w:rPr>
               <w:t>target_corr = X.corrwith(y).abs().sort_values(ascending=False)</w:t>
@@ -2165,7 +2140,6 @@
       <w:r>
         <w:rPr>
           <w:b/>
-          <w:color w:val="003366"/>
           <w:sz w:val="20"/>
         </w:rPr>
         <w:t>Code Snippet — Redundancy Removal:</w:t>
@@ -2190,7 +2164,6 @@
             <w:r>
               <w:rPr>
                 <w:rFonts w:ascii="Consolas" w:hAnsi="Consolas"/>
-                <w:color w:val="000000"/>
                 <w:sz w:val="16"/>
               </w:rPr>
               <w:t>features_to_drop = set()</w:t>
@@ -2235,7 +2208,6 @@
       <w:r>
         <w:rPr>
           <w:b/>
-          <w:color w:val="003366"/>
           <w:sz w:val="20"/>
         </w:rPr>
         <w:t>Code Snippet — Mutual Information Selection:</w:t>
@@ -2260,7 +2232,6 @@
             <w:r>
               <w:rPr>
                 <w:rFonts w:ascii="Consolas" w:hAnsi="Consolas"/>
-                <w:color w:val="000000"/>
                 <w:sz w:val="16"/>
               </w:rPr>
               <w:t>selector = SelectKBest(score_func=mutual_info_classif, k='all')</w:t>
@@ -2300,7 +2271,6 @@
       <w:r>
         <w:rPr>
           <w:b/>
-          <w:color w:val="003366"/>
           <w:sz w:val="20"/>
         </w:rPr>
         <w:t>Code Snippet — Scaling &amp; Split:</w:t>
@@ -2325,7 +2295,6 @@
             <w:r>
               <w:rPr>
                 <w:rFonts w:ascii="Consolas" w:hAnsi="Consolas"/>
-                <w:color w:val="000000"/>
                 <w:sz w:val="16"/>
               </w:rPr>
               <w:t>scaler = StandardScaler()</w:t>
@@ -2378,7 +2347,6 @@
       <w:r>
         <w:rPr>
           <w:b/>
-          <w:color w:val="003366"/>
           <w:sz w:val="20"/>
         </w:rPr>
         <w:t>Code Snippet — Model Definitions:</w:t>
@@ -2403,7 +2371,6 @@
             <w:r>
               <w:rPr>
                 <w:rFonts w:ascii="Consolas" w:hAnsi="Consolas"/>
-                <w:color w:val="000000"/>
                 <w:sz w:val="16"/>
               </w:rPr>
               <w:t>models = {</w:t>
@@ -2515,7 +2482,6 @@
       <w:r>
         <w:rPr>
           <w:b/>
-          <w:color w:val="003366"/>
           <w:sz w:val="20"/>
         </w:rPr>
         <w:t>Code Snippet — Training Loop:</w:t>
@@ -2540,7 +2506,6 @@
             <w:r>
               <w:rPr>
                 <w:rFonts w:ascii="Consolas" w:hAnsi="Consolas"/>
-                <w:color w:val="000000"/>
                 <w:sz w:val="16"/>
               </w:rPr>
               <w:t>results = {}</w:t>
@@ -2740,7 +2705,6 @@
       <w:r>
         <w:rPr>
           <w:b/>
-          <w:color w:val="003366"/>
           <w:sz w:val="20"/>
         </w:rPr>
         <w:t>Code Snippet — Confusion Matrices:</w:t>
@@ -2765,7 +2729,6 @@
             <w:r>
               <w:rPr>
                 <w:rFonts w:ascii="Consolas" w:hAnsi="Consolas"/>
-                <w:color w:val="000000"/>
                 <w:sz w:val="16"/>
               </w:rPr>
               <w:t>fig, axes = plt.subplots(2, 3, figsize=(18, 12))</w:t>
@@ -2815,7 +2778,6 @@
       <w:r>
         <w:rPr>
           <w:b/>
-          <w:color w:val="003366"/>
           <w:sz w:val="20"/>
         </w:rPr>
         <w:t>Code Snippet — ROC Curves:</w:t>
@@ -2840,7 +2802,6 @@
             <w:r>
               <w:rPr>
                 <w:rFonts w:ascii="Consolas" w:hAnsi="Consolas"/>
-                <w:color w:val="000000"/>
                 <w:sz w:val="16"/>
               </w:rPr>
               <w:t>plt.figure(figsize=(10, 8))</w:t>
@@ -2887,7 +2848,6 @@
       <w:r>
         <w:rPr>
           <w:b/>
-          <w:color w:val="003366"/>
           <w:sz w:val="20"/>
         </w:rPr>
         <w:t>Code Snippet — Classification Reports:</w:t>
@@ -2912,7 +2872,6 @@
             <w:r>
               <w:rPr>
                 <w:rFonts w:ascii="Consolas" w:hAnsi="Consolas"/>
-                <w:color w:val="000000"/>
                 <w:sz w:val="16"/>
               </w:rPr>
               <w:t>for name, res in results.items():</w:t>
@@ -2950,7 +2909,6 @@
       <w:r>
         <w:rPr>
           <w:b/>
-          <w:color w:val="003366"/>
           <w:sz w:val="20"/>
         </w:rPr>
         <w:t>Code Snippet — Cross-Validation:</w:t>
@@ -2975,7 +2933,6 @@
             <w:r>
               <w:rPr>
                 <w:rFonts w:ascii="Consolas" w:hAnsi="Consolas"/>
-                <w:color w:val="000000"/>
                 <w:sz w:val="16"/>
               </w:rPr>
               <w:t>cv = StratifiedKFold(n_splits=5, shuffle=True, random_state=42)</w:t>
@@ -3038,7 +2995,6 @@
       <w:r>
         <w:rPr>
           <w:b/>
-          <w:color w:val="003366"/>
           <w:sz w:val="20"/>
         </w:rPr>
         <w:t>Code Snippet — Feature Importance:</w:t>
@@ -3063,7 +3019,6 @@
             <w:r>
               <w:rPr>
                 <w:rFonts w:ascii="Consolas" w:hAnsi="Consolas"/>
-                <w:color w:val="000000"/>
                 <w:sz w:val="16"/>
               </w:rPr>
               <w:t>tree_models = ['Decision Tree', 'Random Forest', 'Gradient Boosting']</w:t>
@@ -3231,7 +3186,6 @@
       <w:r>
         <w:rPr>
           <w:b/>
-          <w:color w:val="003366"/>
           <w:sz w:val="20"/>
         </w:rPr>
         <w:t>Code Snippet — Multi-class Classification:</w:t>
@@ -3256,7 +3210,6 @@
             <w:r>
               <w:rPr>
                 <w:rFonts w:ascii="Consolas" w:hAnsi="Consolas"/>
-                <w:color w:val="000000"/>
                 <w:sz w:val="16"/>
               </w:rPr>
               <w:t>le_attack = LabelEncoder()</w:t>
@@ -3405,7 +3358,7 @@
     </w:p>
     <w:tbl>
       <w:tblPr>
-        <w:tblStyle w:val="LightList-Accent1"/>
+        <w:tblStyle w:val="TableGrid"/>
         <w:tblW w:type="auto" w:w="0"/>
         <w:jc w:val="center"/>
         <w:tblLook w:firstColumn="1" w:firstRow="1" w:lastColumn="0" w:lastRow="0" w:noHBand="0" w:noVBand="1" w:val="04A0"/>
@@ -3658,10 +3611,10 @@
     </w:pPr>
     <w:r>
       <w:rPr>
-        <w:color w:val="646464"/>
+        <w:color w:val="000000"/>
         <w:sz w:val="18"/>
       </w:rPr>
-      <w:t>BITS ID: __________________</w:t>
+      <w:t>BITS ID: 2025AF05094</w:t>
     </w:r>
   </w:p>
 </w:hdr>
